--- a/Laboratorio sesion 24 (1).docx
+++ b/Laboratorio sesion 24 (1).docx
@@ -2041,6 +2041,9 @@
     </w:p>
     <w:p>
       <w:r>
+        <w:rPr>
+          <w:noProof/>
+        </w:rPr>
         <w:drawing>
           <wp:inline distT="0" distB="0" distL="0" distR="0" wp14:anchorId="3E4A02F1" wp14:editId="0E9822CE">
             <wp:extent cx="4846160" cy="1953260"/>
@@ -2087,6 +2090,9 @@
     </w:p>
     <w:p>
       <w:r>
+        <w:rPr>
+          <w:noProof/>
+        </w:rPr>
         <w:drawing>
           <wp:inline distT="0" distB="0" distL="0" distR="0" wp14:anchorId="35AC7751" wp14:editId="43DDD90A">
             <wp:extent cx="4898323" cy="1887855"/>
@@ -2134,6 +2140,9 @@
     </w:p>
     <w:p>
       <w:r>
+        <w:rPr>
+          <w:noProof/>
+        </w:rPr>
         <w:drawing>
           <wp:inline distT="0" distB="0" distL="0" distR="0" wp14:anchorId="7D58BC18" wp14:editId="6F6586A1">
             <wp:extent cx="5036261" cy="1786255"/>
@@ -2178,6 +2187,9 @@
     </w:p>
     <w:p>
       <w:r>
+        <w:rPr>
+          <w:noProof/>
+        </w:rPr>
         <w:drawing>
           <wp:inline distT="0" distB="0" distL="0" distR="0" wp14:anchorId="093D152D" wp14:editId="0554A91B">
             <wp:extent cx="5167630" cy="1773940"/>
@@ -3574,6 +3586,9 @@
     </w:p>
     <w:p>
       <w:r>
+        <w:rPr>
+          <w:noProof/>
+        </w:rPr>
         <w:drawing>
           <wp:inline distT="0" distB="0" distL="0" distR="0" wp14:anchorId="5914C74D" wp14:editId="58384794">
             <wp:extent cx="5358130" cy="1775066"/>
@@ -3618,6 +3633,9 @@
     </w:p>
     <w:p>
       <w:r>
+        <w:rPr>
+          <w:noProof/>
+        </w:rPr>
         <w:drawing>
           <wp:inline distT="0" distB="0" distL="0" distR="0" wp14:anchorId="5F96322A" wp14:editId="010EA53E">
             <wp:extent cx="5374752" cy="2383155"/>
@@ -3662,6 +3680,9 @@
     </w:p>
     <w:p>
       <w:r>
+        <w:rPr>
+          <w:noProof/>
+        </w:rPr>
         <w:drawing>
           <wp:inline distT="0" distB="0" distL="0" distR="0" wp14:anchorId="7BC06742" wp14:editId="6BD77F60">
             <wp:extent cx="5311098" cy="1802130"/>
@@ -3701,6 +3722,9 @@
     </w:p>
     <w:p>
       <w:r>
+        <w:rPr>
+          <w:noProof/>
+        </w:rPr>
         <w:drawing>
           <wp:inline distT="0" distB="0" distL="0" distR="0" wp14:anchorId="45D73BC6" wp14:editId="6BF3DFBC">
             <wp:extent cx="4739005" cy="1581704"/>
@@ -3748,6 +3772,9 @@
     <w:p/>
     <w:p>
       <w:r>
+        <w:rPr>
+          <w:noProof/>
+        </w:rPr>
         <w:drawing>
           <wp:inline distT="0" distB="0" distL="0" distR="0" wp14:anchorId="710A366B" wp14:editId="48B51A23">
             <wp:extent cx="4756106" cy="3048000"/>
@@ -4161,17 +4188,6 @@
     </w:p>
     <w:p>
       <w:pPr>
-        <w:pStyle w:val="Textoindependiente"/>
-      </w:pPr>
-    </w:p>
-    <w:p>
-      <w:pPr>
-        <w:pStyle w:val="Textoindependiente"/>
-        <w:spacing w:before="1"/>
-      </w:pPr>
-    </w:p>
-    <w:p>
-      <w:pPr>
         <w:spacing w:before="1"/>
         <w:ind w:left="489"/>
         <w:rPr>
@@ -4184,225 +4200,41 @@
           <w:b/>
           <w:sz w:val="24"/>
         </w:rPr>
-        <w:t>Realización</w:t>
-      </w:r>
-      <w:r>
-        <w:rPr>
-          <w:b/>
-          <w:spacing w:val="-5"/>
-          <w:sz w:val="24"/>
-        </w:rPr>
-        <w:t xml:space="preserve"> </w:t>
-      </w:r>
-      <w:r>
-        <w:rPr>
-          <w:b/>
-          <w:sz w:val="24"/>
-        </w:rPr>
-        <w:t>de</w:t>
-      </w:r>
-      <w:r>
-        <w:rPr>
-          <w:b/>
-          <w:spacing w:val="-3"/>
-          <w:sz w:val="24"/>
-        </w:rPr>
-        <w:t xml:space="preserve"> </w:t>
-      </w:r>
-      <w:r>
-        <w:rPr>
-          <w:b/>
-          <w:sz w:val="24"/>
-        </w:rPr>
-        <w:t>la</w:t>
-      </w:r>
-      <w:r>
-        <w:rPr>
-          <w:b/>
-          <w:spacing w:val="-3"/>
-          <w:sz w:val="24"/>
-        </w:rPr>
-        <w:t xml:space="preserve"> </w:t>
-      </w:r>
-      <w:r>
-        <w:rPr>
-          <w:b/>
-          <w:sz w:val="24"/>
-        </w:rPr>
-        <w:t>unidad</w:t>
-      </w:r>
-      <w:r>
-        <w:rPr>
-          <w:b/>
-          <w:spacing w:val="-2"/>
-          <w:sz w:val="24"/>
-        </w:rPr>
-        <w:t xml:space="preserve"> </w:t>
-      </w:r>
-      <w:r>
-        <w:rPr>
-          <w:b/>
-          <w:sz w:val="24"/>
-        </w:rPr>
-        <w:t>del</w:t>
-      </w:r>
-      <w:r>
-        <w:rPr>
-          <w:b/>
-          <w:spacing w:val="-1"/>
-          <w:sz w:val="24"/>
-        </w:rPr>
-        <w:t xml:space="preserve"> </w:t>
-      </w:r>
-      <w:r>
-        <w:rPr>
-          <w:b/>
-          <w:sz w:val="24"/>
-        </w:rPr>
-        <w:t>curso</w:t>
-      </w:r>
-      <w:r>
-        <w:rPr>
-          <w:b/>
-          <w:spacing w:val="-3"/>
-          <w:sz w:val="24"/>
-        </w:rPr>
-        <w:t xml:space="preserve"> </w:t>
-      </w:r>
-      <w:r>
-        <w:rPr>
-          <w:b/>
-          <w:sz w:val="24"/>
-        </w:rPr>
-        <w:t>de</w:t>
-      </w:r>
-      <w:r>
-        <w:rPr>
-          <w:b/>
-          <w:spacing w:val="-5"/>
-          <w:sz w:val="24"/>
-        </w:rPr>
-        <w:t xml:space="preserve"> </w:t>
-      </w:r>
-      <w:r>
-        <w:rPr>
-          <w:b/>
-          <w:sz w:val="24"/>
-        </w:rPr>
-        <w:t>AWS</w:t>
-      </w:r>
-      <w:r>
-        <w:rPr>
-          <w:b/>
-          <w:spacing w:val="-1"/>
-          <w:sz w:val="24"/>
-        </w:rPr>
-        <w:t xml:space="preserve"> </w:t>
-      </w:r>
-      <w:r>
-        <w:rPr>
-          <w:b/>
-          <w:sz w:val="24"/>
-        </w:rPr>
-        <w:t>o</w:t>
-      </w:r>
-      <w:r>
-        <w:rPr>
-          <w:b/>
-          <w:spacing w:val="-3"/>
-          <w:sz w:val="24"/>
-        </w:rPr>
-        <w:t xml:space="preserve"> </w:t>
-      </w:r>
-      <w:r>
-        <w:rPr>
-          <w:b/>
-          <w:sz w:val="24"/>
-        </w:rPr>
-        <w:t>Cisco</w:t>
-      </w:r>
-      <w:r>
-        <w:rPr>
-          <w:b/>
-          <w:spacing w:val="-1"/>
-          <w:sz w:val="24"/>
-        </w:rPr>
-        <w:t xml:space="preserve"> </w:t>
-      </w:r>
-      <w:r>
-        <w:rPr>
-          <w:b/>
-          <w:sz w:val="24"/>
-        </w:rPr>
-        <w:t>y</w:t>
-      </w:r>
-      <w:r>
-        <w:rPr>
-          <w:b/>
-          <w:spacing w:val="-3"/>
-          <w:sz w:val="24"/>
-        </w:rPr>
-        <w:t xml:space="preserve"> </w:t>
-      </w:r>
-      <w:r>
-        <w:rPr>
-          <w:b/>
-          <w:sz w:val="24"/>
-        </w:rPr>
-        <w:t>anexar captura</w:t>
-      </w:r>
-      <w:r>
-        <w:rPr>
-          <w:b/>
-          <w:spacing w:val="-3"/>
-          <w:sz w:val="24"/>
-        </w:rPr>
-        <w:t xml:space="preserve"> </w:t>
-      </w:r>
-      <w:r>
-        <w:rPr>
-          <w:b/>
-          <w:sz w:val="24"/>
-        </w:rPr>
-        <w:t>del</w:t>
-      </w:r>
-      <w:r>
-        <w:rPr>
-          <w:b/>
-          <w:spacing w:val="-3"/>
-          <w:sz w:val="24"/>
-        </w:rPr>
-        <w:t xml:space="preserve"> </w:t>
-      </w:r>
-      <w:r>
-        <w:rPr>
-          <w:b/>
-          <w:sz w:val="24"/>
-        </w:rPr>
-        <w:t>avance</w:t>
-      </w:r>
-      <w:r>
-        <w:rPr>
-          <w:b/>
-          <w:spacing w:val="-2"/>
-          <w:sz w:val="24"/>
-        </w:rPr>
-        <w:t xml:space="preserve"> </w:t>
-      </w:r>
-      <w:r>
-        <w:rPr>
-          <w:b/>
-          <w:sz w:val="24"/>
-        </w:rPr>
-        <w:t xml:space="preserve">del </w:t>
-      </w:r>
-      <w:r>
-        <w:rPr>
-          <w:b/>
-          <w:spacing w:val="-2"/>
-          <w:sz w:val="24"/>
-        </w:rPr>
-        <w:t>curso.</w:t>
+        <w:drawing>
+          <wp:inline distT="0" distB="0" distL="0" distR="0" wp14:anchorId="790D26A6" wp14:editId="764936C0">
+            <wp:extent cx="5210646" cy="2503052"/>
+            <wp:effectExtent l="0" t="0" r="0" b="0"/>
+            <wp:docPr id="1481978811" name="Imagen 1"/>
+            <wp:cNvGraphicFramePr>
+              <a:graphicFrameLocks xmlns:a="http://schemas.openxmlformats.org/drawingml/2006/main" noChangeAspect="1"/>
+            </wp:cNvGraphicFramePr>
+            <a:graphic xmlns:a="http://schemas.openxmlformats.org/drawingml/2006/main">
+              <a:graphicData uri="http://schemas.openxmlformats.org/drawingml/2006/picture">
+                <pic:pic xmlns:pic="http://schemas.openxmlformats.org/drawingml/2006/picture">
+                  <pic:nvPicPr>
+                    <pic:cNvPr id="1481978811" name=""/>
+                    <pic:cNvPicPr/>
+                  </pic:nvPicPr>
+                  <pic:blipFill>
+                    <a:blip r:embed="rId20"/>
+                    <a:stretch>
+                      <a:fillRect/>
+                    </a:stretch>
+                  </pic:blipFill>
+                  <pic:spPr>
+                    <a:xfrm>
+                      <a:off x="0" y="0"/>
+                      <a:ext cx="5215216" cy="2505247"/>
+                    </a:xfrm>
+                    <a:prstGeom prst="rect">
+                      <a:avLst/>
+                    </a:prstGeom>
+                  </pic:spPr>
+                </pic:pic>
+              </a:graphicData>
+            </a:graphic>
+          </wp:inline>
+        </w:drawing>
       </w:r>
     </w:p>
     <w:sectPr>
@@ -5267,6 +5099,7 @@
   <w:style w:type="character" w:default="1" w:styleId="Fuentedeprrafopredeter">
     <w:name w:val="Default Paragraph Font"/>
     <w:uiPriority w:val="1"/>
+    <w:semiHidden/>
     <w:unhideWhenUsed/>
   </w:style>
   <w:style w:type="table" w:default="1" w:styleId="Tablanormal">
